--- a/1. First Course/Semester 2/Вероятность и статистическое моделирование/1. Февраль/06.02.2026/Отчет Бекиш Е.П..docx
+++ b/1. First Course/Semester 2/Вероятность и статистическое моделирование/1. Февраль/06.02.2026/Отчет Бекиш Е.П..docx
@@ -459,6 +459,83 @@
     </w:p>
     <w:p>
       <w:pPr>
+        <w:spacing w:line="240" w:lineRule="auto"/>
+        <w:jc w:val="center"/>
+        <w:rPr>
+          <w:rFonts w:ascii="Times New Roman" w:hAnsi="Times New Roman" w:cs="Times New Roman"/>
+          <w:sz w:val="28"/>
+          <w:szCs w:val="28"/>
+        </w:rPr>
+      </w:pPr>
+    </w:p>
+    <w:p>
+      <w:pPr>
+        <w:spacing w:line="240" w:lineRule="auto"/>
+        <w:jc w:val="center"/>
+        <w:rPr>
+          <w:rFonts w:ascii="Times New Roman" w:hAnsi="Times New Roman" w:cs="Times New Roman"/>
+          <w:sz w:val="28"/>
+          <w:szCs w:val="28"/>
+        </w:rPr>
+      </w:pPr>
+    </w:p>
+    <w:p>
+      <w:pPr>
+        <w:spacing w:line="240" w:lineRule="auto"/>
+        <w:jc w:val="center"/>
+        <w:rPr>
+          <w:rFonts w:ascii="Times New Roman" w:hAnsi="Times New Roman" w:cs="Times New Roman"/>
+          <w:sz w:val="28"/>
+          <w:szCs w:val="28"/>
+        </w:rPr>
+      </w:pPr>
+    </w:p>
+    <w:p>
+      <w:pPr>
+        <w:spacing w:line="240" w:lineRule="auto"/>
+        <w:jc w:val="center"/>
+        <w:rPr>
+          <w:rFonts w:ascii="Times New Roman" w:hAnsi="Times New Roman" w:cs="Times New Roman"/>
+          <w:sz w:val="28"/>
+          <w:szCs w:val="28"/>
+        </w:rPr>
+      </w:pPr>
+    </w:p>
+    <w:p>
+      <w:pPr>
+        <w:spacing w:line="240" w:lineRule="auto"/>
+        <w:jc w:val="center"/>
+        <w:rPr>
+          <w:rFonts w:ascii="Times New Roman" w:hAnsi="Times New Roman" w:cs="Times New Roman"/>
+          <w:sz w:val="28"/>
+          <w:szCs w:val="28"/>
+        </w:rPr>
+      </w:pPr>
+    </w:p>
+    <w:p>
+      <w:pPr>
+        <w:spacing w:line="240" w:lineRule="auto"/>
+        <w:jc w:val="center"/>
+        <w:rPr>
+          <w:rFonts w:ascii="Times New Roman" w:hAnsi="Times New Roman" w:cs="Times New Roman"/>
+          <w:sz w:val="28"/>
+          <w:szCs w:val="28"/>
+        </w:rPr>
+      </w:pPr>
+    </w:p>
+    <w:p>
+      <w:pPr>
+        <w:spacing w:line="240" w:lineRule="auto"/>
+        <w:jc w:val="center"/>
+        <w:rPr>
+          <w:rFonts w:ascii="Times New Roman" w:hAnsi="Times New Roman" w:cs="Times New Roman"/>
+          <w:sz w:val="28"/>
+          <w:szCs w:val="28"/>
+        </w:rPr>
+      </w:pPr>
+    </w:p>
+    <w:p>
+      <w:pPr>
         <w:tabs>
           <w:tab w:val="left" w:pos="5103"/>
         </w:tabs>
@@ -654,20 +731,6 @@
     <w:p>
       <w:pPr>
         <w:tabs>
-          <w:tab w:val="center" w:pos="7230"/>
-        </w:tabs>
-        <w:spacing w:after="0" w:line="240" w:lineRule="auto"/>
-        <w:jc w:val="both"/>
-        <w:rPr>
-          <w:rFonts w:ascii="Times New Roman" w:hAnsi="Times New Roman" w:cs="Times New Roman"/>
-          <w:sz w:val="28"/>
-          <w:szCs w:val="28"/>
-        </w:rPr>
-      </w:pPr>
-    </w:p>
-    <w:p>
-      <w:pPr>
-        <w:tabs>
           <w:tab w:val="left" w:pos="5103"/>
           <w:tab w:val="center" w:pos="8364"/>
         </w:tabs>
@@ -677,321 +740,9 @@
           <w:rFonts w:ascii="Times New Roman" w:hAnsi="Times New Roman" w:cs="Times New Roman"/>
           <w:sz w:val="28"/>
           <w:szCs w:val="28"/>
+          <w:u w:val="single"/>
         </w:rPr>
       </w:pPr>
-      <w:r>
-        <w:rPr>
-          <w:rFonts w:ascii="Times New Roman" w:hAnsi="Times New Roman" w:cs="Times New Roman"/>
-          <w:sz w:val="28"/>
-          <w:szCs w:val="28"/>
-        </w:rPr>
-        <w:tab/>
-        <w:t>Руководитель</w:t>
-      </w:r>
-    </w:p>
-    <w:p>
-      <w:pPr>
-        <w:tabs>
-          <w:tab w:val="left" w:pos="5103"/>
-          <w:tab w:val="center" w:pos="8364"/>
-        </w:tabs>
-        <w:spacing w:after="0" w:line="240" w:lineRule="auto"/>
-        <w:jc w:val="both"/>
-        <w:rPr>
-          <w:rFonts w:ascii="Times New Roman" w:hAnsi="Times New Roman" w:cs="Times New Roman"/>
-          <w:sz w:val="28"/>
-          <w:szCs w:val="28"/>
-        </w:rPr>
-      </w:pPr>
-      <w:r>
-        <w:rPr>
-          <w:rFonts w:ascii="Times New Roman" w:hAnsi="Times New Roman" w:cs="Times New Roman"/>
-          <w:sz w:val="28"/>
-          <w:szCs w:val="28"/>
-        </w:rPr>
-        <w:tab/>
-        <w:t>Доцент, к. ф.-м. н.</w:t>
-      </w:r>
-    </w:p>
-    <w:p>
-      <w:pPr>
-        <w:tabs>
-          <w:tab w:val="left" w:pos="5103"/>
-          <w:tab w:val="right" w:pos="7938"/>
-        </w:tabs>
-        <w:spacing w:after="0" w:line="240" w:lineRule="auto"/>
-        <w:jc w:val="both"/>
-        <w:rPr>
-          <w:rFonts w:ascii="Times New Roman" w:hAnsi="Times New Roman" w:cs="Times New Roman"/>
-          <w:sz w:val="28"/>
-          <w:szCs w:val="28"/>
-        </w:rPr>
-      </w:pPr>
-      <w:r>
-        <w:rPr>
-          <w:rFonts w:ascii="Times New Roman" w:hAnsi="Times New Roman" w:cs="Times New Roman"/>
-          <w:sz w:val="28"/>
-          <w:szCs w:val="28"/>
-        </w:rPr>
-        <w:tab/>
-        <w:t>Сидоров Юрий Вячеславович</w:t>
-      </w:r>
-    </w:p>
-    <w:p>
-      <w:pPr>
-        <w:tabs>
-          <w:tab w:val="left" w:pos="5103"/>
-          <w:tab w:val="right" w:pos="9355"/>
-        </w:tabs>
-        <w:spacing w:after="0" w:line="240" w:lineRule="auto"/>
-        <w:jc w:val="both"/>
-        <w:rPr>
-          <w:rFonts w:ascii="Times New Roman" w:hAnsi="Times New Roman" w:cs="Times New Roman"/>
-          <w:sz w:val="28"/>
-          <w:szCs w:val="28"/>
-          <w:u w:val="single"/>
-        </w:rPr>
-      </w:pPr>
-      <w:r>
-        <w:rPr>
-          <w:rFonts w:ascii="Times New Roman" w:hAnsi="Times New Roman" w:cs="Times New Roman"/>
-          <w:sz w:val="28"/>
-          <w:szCs w:val="28"/>
-        </w:rPr>
-        <w:tab/>
-      </w:r>
-      <w:r>
-        <w:rPr>
-          <w:rFonts w:ascii="Times New Roman" w:hAnsi="Times New Roman" w:cs="Times New Roman"/>
-          <w:sz w:val="28"/>
-          <w:szCs w:val="28"/>
-          <w:u w:val="single"/>
-        </w:rPr>
-        <w:tab/>
-      </w:r>
-    </w:p>
-    <w:p>
-      <w:pPr>
-        <w:tabs>
-          <w:tab w:val="center" w:pos="7230"/>
-        </w:tabs>
-        <w:spacing w:after="0" w:line="240" w:lineRule="auto"/>
-        <w:jc w:val="both"/>
-        <w:rPr>
-          <w:rFonts w:ascii="Times New Roman" w:hAnsi="Times New Roman" w:cs="Times New Roman"/>
-          <w:sz w:val="16"/>
-          <w:szCs w:val="16"/>
-        </w:rPr>
-      </w:pPr>
-      <w:r>
-        <w:rPr>
-          <w:rFonts w:ascii="Times New Roman" w:hAnsi="Times New Roman" w:cs="Times New Roman"/>
-          <w:sz w:val="20"/>
-          <w:szCs w:val="20"/>
-        </w:rPr>
-        <w:tab/>
-      </w:r>
-      <w:r>
-        <w:rPr>
-          <w:rFonts w:ascii="Times New Roman" w:hAnsi="Times New Roman" w:cs="Times New Roman"/>
-          <w:sz w:val="16"/>
-          <w:szCs w:val="16"/>
-        </w:rPr>
-        <w:t>подпись</w:t>
-      </w:r>
-    </w:p>
-    <w:p>
-      <w:pPr>
-        <w:tabs>
-          <w:tab w:val="center" w:pos="7230"/>
-        </w:tabs>
-        <w:spacing w:after="0" w:line="240" w:lineRule="auto"/>
-        <w:jc w:val="both"/>
-        <w:rPr>
-          <w:rFonts w:ascii="Times New Roman" w:hAnsi="Times New Roman" w:cs="Times New Roman"/>
-          <w:sz w:val="28"/>
-          <w:szCs w:val="28"/>
-        </w:rPr>
-      </w:pPr>
-    </w:p>
-    <w:p>
-      <w:pPr>
-        <w:tabs>
-          <w:tab w:val="left" w:pos="5103"/>
-        </w:tabs>
-        <w:spacing w:after="0" w:line="240" w:lineRule="auto"/>
-        <w:jc w:val="both"/>
-        <w:rPr>
-          <w:rFonts w:ascii="Times New Roman" w:hAnsi="Times New Roman" w:cs="Times New Roman"/>
-          <w:sz w:val="28"/>
-          <w:szCs w:val="28"/>
-        </w:rPr>
-      </w:pPr>
-      <w:r>
-        <w:rPr>
-          <w:rFonts w:ascii="Times New Roman" w:hAnsi="Times New Roman" w:cs="Times New Roman"/>
-          <w:sz w:val="20"/>
-          <w:szCs w:val="20"/>
-        </w:rPr>
-        <w:tab/>
-      </w:r>
-      <w:r>
-        <w:rPr>
-          <w:rFonts w:ascii="Times New Roman" w:hAnsi="Times New Roman" w:cs="Times New Roman"/>
-          <w:sz w:val="28"/>
-          <w:szCs w:val="28"/>
-        </w:rPr>
-        <w:t xml:space="preserve">Работа </w:t>
-      </w:r>
-      <w:r>
-        <w:rPr>
-          <w:rFonts w:ascii="Times New Roman" w:hAnsi="Times New Roman" w:cs="Times New Roman"/>
-          <w:sz w:val="28"/>
-          <w:szCs w:val="28"/>
-        </w:rPr>
-        <w:t>сдана</w:t>
-      </w:r>
-    </w:p>
-    <w:p>
-      <w:pPr>
-        <w:tabs>
-          <w:tab w:val="left" w:pos="5103"/>
-          <w:tab w:val="left" w:pos="5812"/>
-          <w:tab w:val="right" w:pos="8789"/>
-          <w:tab w:val="right" w:pos="9355"/>
-        </w:tabs>
-        <w:spacing w:after="0" w:line="240" w:lineRule="auto"/>
-        <w:jc w:val="both"/>
-        <w:rPr>
-          <w:rFonts w:ascii="Times New Roman" w:hAnsi="Times New Roman" w:cs="Times New Roman"/>
-          <w:sz w:val="28"/>
-          <w:szCs w:val="28"/>
-        </w:rPr>
-      </w:pPr>
-      <w:r>
-        <w:rPr>
-          <w:rFonts w:ascii="Times New Roman" w:hAnsi="Times New Roman" w:cs="Times New Roman"/>
-          <w:sz w:val="28"/>
-          <w:szCs w:val="28"/>
-        </w:rPr>
-        <w:tab/>
-        <w:t>«</w:t>
-      </w:r>
-      <w:r>
-        <w:rPr>
-          <w:rFonts w:ascii="Times New Roman" w:hAnsi="Times New Roman" w:cs="Times New Roman"/>
-          <w:sz w:val="28"/>
-          <w:szCs w:val="28"/>
-          <w:u w:val="single"/>
-        </w:rPr>
-        <w:tab/>
-      </w:r>
-      <w:r>
-        <w:rPr>
-          <w:rFonts w:ascii="Times New Roman" w:hAnsi="Times New Roman" w:cs="Times New Roman"/>
-          <w:sz w:val="28"/>
-          <w:szCs w:val="28"/>
-        </w:rPr>
-        <w:t xml:space="preserve">» </w:t>
-      </w:r>
-      <w:r>
-        <w:rPr>
-          <w:rFonts w:ascii="Times New Roman" w:hAnsi="Times New Roman" w:cs="Times New Roman"/>
-          <w:sz w:val="28"/>
-          <w:szCs w:val="28"/>
-          <w:u w:val="single"/>
-        </w:rPr>
-        <w:tab/>
-      </w:r>
-      <w:r>
-        <w:rPr>
-          <w:rFonts w:ascii="Times New Roman" w:hAnsi="Times New Roman" w:cs="Times New Roman"/>
-          <w:sz w:val="28"/>
-          <w:szCs w:val="28"/>
-        </w:rPr>
-        <w:t xml:space="preserve"> 202</w:t>
-      </w:r>
-      <w:r>
-        <w:rPr>
-          <w:rFonts w:ascii="Times New Roman" w:hAnsi="Times New Roman" w:cs="Times New Roman"/>
-          <w:sz w:val="28"/>
-          <w:szCs w:val="28"/>
-          <w:u w:val="single"/>
-        </w:rPr>
-        <w:tab/>
-      </w:r>
-      <w:r>
-        <w:rPr>
-          <w:rFonts w:ascii="Times New Roman" w:hAnsi="Times New Roman" w:cs="Times New Roman"/>
-          <w:sz w:val="28"/>
-          <w:szCs w:val="28"/>
-        </w:rPr>
-        <w:t xml:space="preserve"> г.</w:t>
-      </w:r>
-    </w:p>
-    <w:p>
-      <w:pPr>
-        <w:tabs>
-          <w:tab w:val="center" w:pos="4820"/>
-          <w:tab w:val="center" w:pos="9355"/>
-        </w:tabs>
-        <w:spacing w:after="0" w:line="240" w:lineRule="auto"/>
-        <w:jc w:val="center"/>
-        <w:rPr>
-          <w:rFonts w:ascii="Times New Roman" w:hAnsi="Times New Roman" w:cs="Times New Roman"/>
-          <w:sz w:val="28"/>
-          <w:szCs w:val="28"/>
-        </w:rPr>
-      </w:pPr>
-    </w:p>
-    <w:p>
-      <w:pPr>
-        <w:tabs>
-          <w:tab w:val="left" w:pos="5103"/>
-          <w:tab w:val="right" w:pos="9355"/>
-        </w:tabs>
-        <w:spacing w:after="0" w:line="240" w:lineRule="auto"/>
-        <w:jc w:val="both"/>
-        <w:rPr>
-          <w:rFonts w:ascii="Times New Roman" w:hAnsi="Times New Roman" w:cs="Times New Roman"/>
-          <w:sz w:val="28"/>
-          <w:szCs w:val="28"/>
-        </w:rPr>
-      </w:pPr>
-    </w:p>
-    <w:p>
-      <w:pPr>
-        <w:tabs>
-          <w:tab w:val="left" w:pos="5103"/>
-          <w:tab w:val="right" w:pos="9355"/>
-        </w:tabs>
-        <w:spacing w:after="0" w:line="240" w:lineRule="auto"/>
-        <w:jc w:val="both"/>
-        <w:rPr>
-          <w:rFonts w:ascii="Times New Roman" w:hAnsi="Times New Roman" w:cs="Times New Roman"/>
-          <w:sz w:val="28"/>
-          <w:szCs w:val="28"/>
-          <w:u w:val="single"/>
-        </w:rPr>
-      </w:pPr>
-      <w:r>
-        <w:rPr>
-          <w:rFonts w:ascii="Times New Roman" w:hAnsi="Times New Roman" w:cs="Times New Roman"/>
-          <w:sz w:val="28"/>
-          <w:szCs w:val="28"/>
-        </w:rPr>
-        <w:tab/>
-        <w:t xml:space="preserve">Оценка </w:t>
-      </w:r>
-      <w:r>
-        <w:rPr>
-          <w:rFonts w:ascii="Times New Roman" w:hAnsi="Times New Roman" w:cs="Times New Roman"/>
-          <w:sz w:val="28"/>
-          <w:szCs w:val="28"/>
-          <w:u w:val="single"/>
-        </w:rPr>
-        <w:tab/>
-      </w:r>
     </w:p>
     <w:p>
       <w:pPr>
@@ -12946,15 +12697,7 @@
                   <w:sz w:val="28"/>
                   <w:szCs w:val="28"/>
                 </w:rPr>
-                <m:t>=e-1=1,71828</m:t>
-              </m:r>
-              <m:r>
-                <w:rPr>
-                  <w:rFonts w:ascii="Cambria Math" w:hAnsi="Cambria Math"/>
-                  <w:sz w:val="28"/>
-                  <w:szCs w:val="28"/>
-                </w:rPr>
-                <m:t>#</m:t>
+                <m:t>=e-1=1,71828#</m:t>
               </m:r>
               <m:r>
                 <w:rPr>
@@ -16232,16 +15975,7 @@
                   <w:szCs w:val="28"/>
                   <w:lang w:val="en-US"/>
                 </w:rPr>
-                <m:t>=3,5</m:t>
-              </m:r>
-              <m:r>
-                <w:rPr>
-                  <w:rFonts w:ascii="Cambria Math" w:hAnsi="Cambria Math"/>
-                  <w:sz w:val="28"/>
-                  <w:szCs w:val="28"/>
-                  <w:lang w:val="en-US"/>
-                </w:rPr>
-                <m:t>#(2.13)</m:t>
+                <m:t>=3,5#(2.13)</m:t>
               </m:r>
             </m:e>
           </m:eqArr>
